--- a/public/templates/forms/A-010-AccessControlPolicy-FORM.docx
+++ b/public/templates/forms/A-010-AccessControlPolicy-FORM.docx
@@ -89,7 +89,7 @@
                 <w:sz w:val="24"/>
                 <w:szCs w:val="24"/>
               </w:rPr>
-              <w:t xml:space="preserve">{agencyName}</w:t>
+              <w:t xml:space="preserve">[Agency Name]</w:t>
             </w:r>
             <w:r>
               <w:rPr>
@@ -113,7 +113,7 @@
                 <w:sz w:val="24"/>
                 <w:szCs w:val="24"/>
               </w:rPr>
-              <w:t xml:space="preserve">{signingOfficialTitle}</w:t>
+              <w:t xml:space="preserve">[signing official / title]</w:t>
             </w:r>
             <w:r>
               <w:rPr>
@@ -154,7 +154,7 @@
                 <w:sz w:val="24"/>
                 <w:szCs w:val="24"/>
               </w:rPr>
-              <w:t xml:space="preserve">{version}    </w:t>
+              <w:t xml:space="preserve">[#]    </w:t>
             </w:r>
             <w:r>
               <w:rPr>
@@ -178,7 +178,7 @@
                 <w:sz w:val="24"/>
                 <w:szCs w:val="24"/>
               </w:rPr>
-              <w:t xml:space="preserve">{effectiveDate}    </w:t>
+              <w:t xml:space="preserve">[Date]    </w:t>
             </w:r>
             <w:r>
               <w:rPr>
@@ -202,7 +202,7 @@
                 <w:sz w:val="24"/>
                 <w:szCs w:val="24"/>
               </w:rPr>
-              <w:t xml:space="preserve">{effectiveDate}</w:t>
+              <w:t xml:space="preserve">[Date]</w:t>
             </w:r>
           </w:p>
           <w:p>
@@ -591,7 +591,7 @@
           <w:sz w:val="24"/>
           <w:szCs w:val="24"/>
         </w:rPr>
-        <w:t>Applies to: all Agency personnel, contractors, and vendors who hold or grant access, and to every account type — user, administrative, service, cloud, vendor, and remote.</w:t>
+        <w:t>Applies to: all Agency personnel, contractors, and vendors who hold or grant access, and to every account type: user, administrative, service, cloud, vendor, and remote.</w:t>
       </w:r>
     </w:p>
     <w:p>
@@ -757,7 +757,7 @@
           <w:sz w:val="24"/>
           <w:szCs w:val="24"/>
         </w:rPr>
-        <w:t>Access to Agency systems is granted only after the {directorName} or a delegated approver authorizes it, and only at the least privilege the role requires.</w:t>
+        <w:t>Access to Agency systems is granted only after the [Director / Coordinator] or a delegated approver authorizes it, and only at the least privilege the role requires.</w:t>
       </w:r>
     </w:p>
     <w:p>
@@ -1179,7 +1179,7 @@
                 <w:sz w:val="24"/>
                 <w:szCs w:val="24"/>
               </w:rPr>
-              <w:t>{directorName}</w:t>
+              <w:t>[Director / Coordinator]</w:t>
             </w:r>
           </w:p>
         </w:tc>
@@ -1455,7 +1455,7 @@
           <w:sz w:val="24"/>
           <w:szCs w:val="24"/>
         </w:rPr>
-        <w:t>The {directorName} monitors compliance. Access granted outside this policy is revoked, and repeated violations are handled under the Agency's corrective-action process.</w:t>
+        <w:t>The [Director / Coordinator] monitors compliance. Access granted outside this policy is revoked, and repeated violations are handled under the Agency's corrective-action process.</w:t>
       </w:r>
     </w:p>
     <w:p>
@@ -1505,7 +1505,7 @@
           <w:sz w:val="24"/>
           <w:szCs w:val="24"/>
         </w:rPr>
-        <w:t>Exceptions require written approval from the {directorName}, must state the access affected and any compensating control, and expire after [period] unless renewed.</w:t>
+        <w:t>Exceptions require written approval from the [Director / Coordinator], must state the access affected and any compensating control, and expire after [period] unless renewed.</w:t>
       </w:r>
     </w:p>
     <w:p>
@@ -1555,7 +1555,7 @@
           <w:sz w:val="24"/>
           <w:szCs w:val="24"/>
         </w:rPr>
-        <w:t>This policy is reviewed at least annually and after any significant change to the Agency's systems or access model, by the {directorName}.</w:t>
+        <w:t>This policy is reviewed at least annually and after any significant change to the Agency's systems or access model, by the [Director / Coordinator].</w:t>
       </w:r>
     </w:p>
     <w:p>
@@ -2038,7 +2038,7 @@
                 <w:sz w:val="24"/>
                 <w:szCs w:val="24"/>
               </w:rPr>
-              <w:t xml:space="preserve">    240 IAC 5 — IDACS Security</w:t>
+              <w:t xml:space="preserve">    240 IAC 5: IDACS Security</w:t>
             </w:r>
           </w:p>
           <w:p>
@@ -2253,7 +2253,7 @@
                 <w:sz w:val="24"/>
                 <w:szCs w:val="24"/>
               </w:rPr>
-              <w:t xml:space="preserve">{approvingOfficialTitle}</w:t>
+              <w:t xml:space="preserve">[Approving official / title]</w:t>
             </w:r>
           </w:p>
         </w:tc>
@@ -2340,7 +2340,7 @@
                 <w:sz w:val="24"/>
                 <w:szCs w:val="24"/>
               </w:rPr>
-              <w:t xml:space="preserve">{ownerRole}</w:t>
+              <w:t xml:space="preserve">[Owner role]</w:t>
             </w:r>
           </w:p>
         </w:tc>
@@ -2592,7 +2592,7 @@
                 <w:sz w:val="24"/>
                 <w:szCs w:val="24"/>
               </w:rPr>
-              <w:t xml:space="preserve">{version}</w:t>
+              <w:t xml:space="preserve">[#]</w:t>
             </w:r>
           </w:p>
         </w:tc>
@@ -2623,7 +2623,7 @@
                 <w:sz w:val="24"/>
                 <w:szCs w:val="24"/>
               </w:rPr>
-              <w:t xml:space="preserve">{effectiveDate}</w:t>
+              <w:t xml:space="preserve">[Date]</w:t>
             </w:r>
           </w:p>
         </w:tc>
@@ -2654,7 +2654,7 @@
                 <w:sz w:val="24"/>
                 <w:szCs w:val="24"/>
               </w:rPr>
-              <w:t xml:space="preserve">{reviewerRole}</w:t>
+              <w:t xml:space="preserve">[Role]</w:t>
             </w:r>
           </w:p>
         </w:tc>
@@ -2685,7 +2685,7 @@
                 <w:sz w:val="24"/>
                 <w:szCs w:val="24"/>
               </w:rPr>
-              <w:t xml:space="preserve">{revisionNote}</w:t>
+              <w:t xml:space="preserve">[Initial issue]</w:t>
             </w:r>
           </w:p>
         </w:tc>

--- a/public/templates/forms/A-010-AccessControlPolicy-FORM.docx
+++ b/public/templates/forms/A-010-AccessControlPolicy-FORM.docx
@@ -34,6 +34,9 @@
         <w:gridCol w:w="9360"/>
       </w:tblGrid>
       <w:tr>
+        <w:trPr>
+          <w:cantSplit/>
+        </w:trPr>
         <w:tc>
           <w:tcPr>
             <w:tcW w:type="dxa" w:w="9360"/>
@@ -316,6 +319,9 @@
         <w:gridCol w:w="9360"/>
       </w:tblGrid>
       <w:tr>
+        <w:trPr>
+          <w:cantSplit/>
+        </w:trPr>
         <w:tc>
           <w:tcPr>
             <w:tcW w:type="dxa" w:w="9360"/>
@@ -1086,6 +1092,7 @@
       </w:tblGrid>
       <w:tr>
         <w:trPr>
+          <w:cantSplit/>
           <w:tblHeader/>
         </w:trPr>
         <w:tc>
@@ -1152,6 +1159,9 @@
         </w:tc>
       </w:tr>
       <w:tr>
+        <w:trPr>
+          <w:cantSplit/>
+        </w:trPr>
         <w:tc>
           <w:tcPr>
             <w:tcW w:type="dxa" w:w="3000"/>
@@ -1216,6 +1226,9 @@
         </w:tc>
       </w:tr>
       <w:tr>
+        <w:trPr>
+          <w:cantSplit/>
+        </w:trPr>
         <w:tc>
           <w:tcPr>
             <w:tcW w:type="dxa" w:w="3000"/>
@@ -1280,6 +1293,9 @@
         </w:tc>
       </w:tr>
       <w:tr>
+        <w:trPr>
+          <w:cantSplit/>
+        </w:trPr>
         <w:tc>
           <w:tcPr>
             <w:tcW w:type="dxa" w:w="3000"/>
@@ -1344,6 +1360,9 @@
         </w:tc>
       </w:tr>
       <w:tr>
+        <w:trPr>
+          <w:cantSplit/>
+        </w:trPr>
         <w:tc>
           <w:tcPr>
             <w:tcW w:type="dxa" w:w="3000"/>
@@ -1609,6 +1628,7 @@
       </w:tblGrid>
       <w:tr>
         <w:trPr>
+          <w:cantSplit/>
           <w:tblHeader/>
         </w:trPr>
         <w:tc>
@@ -1675,6 +1695,9 @@
         </w:tc>
       </w:tr>
       <w:tr>
+        <w:trPr>
+          <w:cantSplit/>
+        </w:trPr>
         <w:tc>
           <w:tcPr>
             <w:tcW w:type="dxa" w:w="3200"/>
@@ -1739,6 +1762,9 @@
         </w:tc>
       </w:tr>
       <w:tr>
+        <w:trPr>
+          <w:cantSplit/>
+        </w:trPr>
         <w:tc>
           <w:tcPr>
             <w:tcW w:type="dxa" w:w="3200"/>
@@ -1803,6 +1829,9 @@
         </w:tc>
       </w:tr>
       <w:tr>
+        <w:trPr>
+          <w:cantSplit/>
+        </w:trPr>
         <w:tc>
           <w:tcPr>
             <w:tcW w:type="dxa" w:w="3200"/>
@@ -1938,6 +1967,9 @@
         <w:gridCol w:w="9360"/>
       </w:tblGrid>
       <w:tr>
+        <w:trPr>
+          <w:cantSplit/>
+        </w:trPr>
         <w:tc>
           <w:tcPr>
             <w:tcW w:type="dxa" w:w="9360"/>
@@ -2098,6 +2130,7 @@
       </w:tblGrid>
       <w:tr>
         <w:trPr>
+          <w:cantSplit/>
           <w:tblHeader/>
         </w:trPr>
         <w:tc>
@@ -2226,6 +2259,9 @@
         </w:tc>
       </w:tr>
       <w:tr>
+        <w:trPr>
+          <w:cantSplit/>
+        </w:trPr>
         <w:tc>
           <w:tcPr>
             <w:tcW w:type="dxa" w:w="3000"/>
@@ -2313,6 +2349,9 @@
         </w:tc>
       </w:tr>
       <w:tr>
+        <w:trPr>
+          <w:cantSplit/>
+        </w:trPr>
         <w:tc>
           <w:tcPr>
             <w:tcW w:type="dxa" w:w="3000"/>
@@ -2437,6 +2476,7 @@
       </w:tblGrid>
       <w:tr>
         <w:trPr>
+          <w:cantSplit/>
           <w:tblHeader/>
         </w:trPr>
         <w:tc>
@@ -2565,6 +2605,9 @@
         </w:tc>
       </w:tr>
       <w:tr>
+        <w:trPr>
+          <w:cantSplit/>
+        </w:trPr>
         <w:tc>
           <w:tcPr>
             <w:tcW w:type="dxa" w:w="1300"/>
@@ -2712,6 +2755,9 @@
         <w:gridCol w:w="9360"/>
       </w:tblGrid>
       <w:tr>
+        <w:trPr>
+          <w:cantSplit/>
+        </w:trPr>
         <w:tc>
           <w:tcPr>
             <w:tcW w:type="dxa" w:w="9360"/>
@@ -2811,6 +2857,7 @@
         </w:tc>
       </w:tr>
     </w:tbl>
+    <w:p/>
     <w:sectPr>
       <w:headerReference w:type="default" r:id="rId7"/>
       <w:footerReference w:type="default" r:id="rId8"/>
@@ -2821,10 +2868,6 @@
     </w:sectPr>
   </w:body>
 </w:document>
-</file>
-
-<file path=word/comments.xml><?xml version="1.0" encoding="utf-8"?>
-<w:comments xmlns:cx="http://schemas.microsoft.com/office/drawing/2014/chartex" xmlns:cx1="http://schemas.microsoft.com/office/drawing/2015/9/8/chartex" xmlns:cx2="http://schemas.microsoft.com/office/drawing/2015/10/21/chartex" xmlns:cx3="http://schemas.microsoft.com/office/drawing/2016/5/9/chartex" xmlns:cx4="http://schemas.microsoft.com/office/drawing/2016/5/10/chartex" xmlns:cx5="http://schemas.microsoft.com/office/drawing/2016/5/11/chartex" xmlns:cx6="http://schemas.microsoft.com/office/drawing/2016/5/12/chartex" xmlns:cx7="http://schemas.microsoft.com/office/drawing/2016/5/13/chartex" xmlns:cx8="http://schemas.microsoft.com/office/drawing/2016/5/14/chartex" xmlns:mc="http://schemas.openxmlformats.org/markup-compatibility/2006" xmlns:aink="http://schemas.microsoft.com/office/drawing/2016/ink" xmlns:am3d="http://schemas.microsoft.com/office/drawing/2017/model3d" xmlns:o="urn:schemas-microsoft-com:office:office" xmlns:r="http://schemas.openxmlformats.org/officeDocument/2006/relationships" xmlns:m="http://schemas.openxmlformats.org/officeDocument/2006/math" xmlns:v="urn:schemas-microsoft-com:vml" xmlns:wp14="http://schemas.microsoft.com/office/word/2010/wordprocessingDrawing" xmlns:wp="http://schemas.openxmlformats.org/drawingml/2006/wordprocessingDrawing" xmlns:w10="urn:schemas-microsoft-com:office:word" xmlns:w="http://schemas.openxmlformats.org/wordprocessingml/2006/main" xmlns:w14="http://schemas.microsoft.com/office/word/2010/wordml" xmlns:w15="http://schemas.microsoft.com/office/word/2012/wordml" xmlns:w16cex="http://schemas.microsoft.com/office/word/2018/wordml/cex" xmlns:w16cid="http://schemas.microsoft.com/office/word/2016/wordml/cid" xmlns:w16="http://schemas.microsoft.com/office/word/2018/wordml" xmlns:w16sdtdh="http://schemas.microsoft.com/office/word/2020/wordml/sdtdatahash" xmlns:w16se="http://schemas.microsoft.com/office/word/2015/wordml/symex" xmlns:wpg="http://schemas.microsoft.com/office/word/2010/wordprocessingGroup" xmlns:wpi="http://schemas.microsoft.com/office/word/2010/wordprocessingInk" xmlns:wne="http://schemas.microsoft.com/office/word/2006/wordml" xmlns:wps="http://schemas.microsoft.com/office/word/2010/wordprocessingShape"/>
 </file>
 
 <file path=word/endnotes.xml><?xml version="1.0" encoding="utf-8"?>
@@ -3241,37 +3284,24 @@
       <w:szCs w:val="56"/>
     </w:rPr>
   </w:style>
-  <w:style w:type="paragraph" w:styleId="Heading1">
-    <w:name w:val="Heading 1"/>
-    <w:basedOn w:val="Normal"/>
-    <w:next w:val="Normal"/>
-    <w:qFormat/>
-    <w:rPr>
-      <w:color w:val="2E74B5"/>
-      <w:sz w:val="32"/>
-      <w:szCs w:val="32"/>
-    </w:rPr>
-  </w:style>
-  <w:style w:type="paragraph" w:styleId="Heading2">
-    <w:name w:val="Heading 2"/>
-    <w:basedOn w:val="Normal"/>
-    <w:next w:val="Normal"/>
-    <w:qFormat/>
-    <w:rPr>
-      <w:color w:val="2E74B5"/>
-      <w:sz w:val="26"/>
-      <w:szCs w:val="26"/>
-    </w:rPr>
-  </w:style>
   <w:style w:type="paragraph" w:styleId="Heading3">
     <w:name w:val="Heading 3"/>
     <w:basedOn w:val="Normal"/>
     <w:next w:val="Normal"/>
     <w:qFormat/>
+    <w:pPr>
+      <w:keepNext/>
+      <w:keepLines/>
+      <w:spacing w:after="100" w:before="220"/>
+      <w:outlineLvl w:val="2"/>
+    </w:pPr>
     <w:rPr>
-      <w:color w:val="1F4D78"/>
-      <w:sz w:val="24"/>
-      <w:szCs w:val="24"/>
+      <w:rFonts w:ascii="Aptos" w:cs="Aptos" w:eastAsia="Aptos" w:hAnsi="Aptos"/>
+      <w:b/>
+      <w:bCs/>
+      <w:color w:val="1B3A5C"/>
+      <w:sz w:val="26"/>
+      <w:szCs w:val="26"/>
     </w:rPr>
   </w:style>
   <w:style w:type="paragraph" w:styleId="Heading4">
@@ -3279,10 +3309,19 @@
     <w:basedOn w:val="Normal"/>
     <w:next w:val="Normal"/>
     <w:qFormat/>
+    <w:pPr>
+      <w:keepNext/>
+      <w:keepLines/>
+      <w:spacing w:after="100" w:before="220"/>
+      <w:outlineLvl w:val="3"/>
+    </w:pPr>
     <w:rPr>
-      <w:i/>
-      <w:iCs/>
-      <w:color w:val="2E74B5"/>
+      <w:rFonts w:ascii="Aptos" w:cs="Aptos" w:eastAsia="Aptos" w:hAnsi="Aptos"/>
+      <w:b/>
+      <w:bCs/>
+      <w:color w:val="1B3A5C"/>
+      <w:sz w:val="24"/>
+      <w:szCs w:val="24"/>
     </w:rPr>
   </w:style>
   <w:style w:type="paragraph" w:styleId="Heading5">
@@ -3290,8 +3329,19 @@
     <w:basedOn w:val="Normal"/>
     <w:next w:val="Normal"/>
     <w:qFormat/>
+    <w:pPr>
+      <w:keepNext/>
+      <w:keepLines/>
+      <w:spacing w:after="100" w:before="220"/>
+      <w:outlineLvl w:val="4"/>
+    </w:pPr>
     <w:rPr>
-      <w:color w:val="2E74B5"/>
+      <w:rFonts w:ascii="Aptos" w:cs="Aptos" w:eastAsia="Aptos" w:hAnsi="Aptos"/>
+      <w:b/>
+      <w:bCs/>
+      <w:color w:val="1B3A5C"/>
+      <w:sz w:val="24"/>
+      <w:szCs w:val="24"/>
     </w:rPr>
   </w:style>
   <w:style w:type="paragraph" w:styleId="Heading6">
@@ -3299,8 +3349,19 @@
     <w:basedOn w:val="Normal"/>
     <w:next w:val="Normal"/>
     <w:qFormat/>
+    <w:pPr>
+      <w:keepNext/>
+      <w:keepLines/>
+      <w:spacing w:after="100" w:before="220"/>
+      <w:outlineLvl w:val="5"/>
+    </w:pPr>
     <w:rPr>
-      <w:color w:val="1F4D78"/>
+      <w:rFonts w:ascii="Aptos" w:cs="Aptos" w:eastAsia="Aptos" w:hAnsi="Aptos"/>
+      <w:b/>
+      <w:bCs/>
+      <w:color w:val="1B3A5C"/>
+      <w:sz w:val="24"/>
+      <w:szCs w:val="24"/>
     </w:rPr>
   </w:style>
   <w:style w:type="paragraph" w:styleId="Strong">
@@ -3408,6 +3469,8 @@
     <w:next w:val="Normal"/>
     <w:qFormat/>
     <w:pPr>
+      <w:keepNext/>
+      <w:keepLines/>
       <w:spacing w:after="160" w:before="240"/>
       <w:outlineLvl w:val="0"/>
     </w:pPr>
@@ -3426,6 +3489,8 @@
     <w:next w:val="Normal"/>
     <w:qFormat/>
     <w:pPr>
+      <w:keepNext/>
+      <w:keepLines/>
       <w:spacing w:after="100" w:before="220"/>
       <w:outlineLvl w:val="1"/>
     </w:pPr>
